--- a/a7/build/out/u5/A7 Unit 5 Multi-Step Proportional Relationships - Test Form A - Worked Answers.docx
+++ b/a7/build/out/u5/A7 Unit 5 Multi-Step Proportional Relationships - Test Form A - Worked Answers.docx
@@ -441,7 +441,7 @@
                 <w:color w:val="6B6B6B"/>
                 <w:sz w:val="19"/>
               </w:rPr>
-              <w:t>copy ÷ original; the copy is smaller, so k is under 1 — 2.5, 4 and 2 are the proportion backwards</w:t>
+              <w:t>copy ÷ original; the copy is smaller, so k is under 1 — 2.5 is the proportion backwards</w:t>
             </w:r>
           </w:p>
           <w:p>
@@ -526,7 +526,7 @@
                 <w:color w:val="1A1A1A"/>
                 <w:sz w:val="22"/>
               </w:rPr>
-              <w:t>A drawing has a 35° angle. A scale copy is made at k = 3. What is the matching angle in the copy?</w:t>
+              <w:t>A figure is scaled by a scale factor of 3. Select ALL of the statements that are true about the copy.</w:t>
             </w:r>
             <w:r>
               <w:tab/>
@@ -551,10 +551,35 @@
                 <w:rFonts w:ascii="FreeSerif" w:hAnsi="FreeSerif" w:eastAsia="FreeSerif"/>
                 <w:b w:val="0"/>
                 <w:i w:val="0"/>
+                <w:color w:val="9E1B32"/>
+                <w:sz w:val="22"/>
+              </w:rPr>
+              <w:t xml:space="preserve">☒   </w:t>
+            </w:r>
+            <w:r>
+              <w:rPr>
+                <w:b/>
+                <w:i w:val="0"/>
+                <w:color w:val="9E1B32"/>
+                <w:sz w:val="22"/>
+              </w:rPr>
+              <w:t>A.  Each side is 3 times as long.</w:t>
+            </w:r>
+          </w:p>
+          <w:p>
+            <w:pPr>
+              <w:spacing w:before="40" w:after="40"/>
+              <w:ind w:left="1300" w:hanging="380"/>
+            </w:pPr>
+            <w:r>
+              <w:rPr>
+                <w:rFonts w:ascii="FreeSerif" w:hAnsi="FreeSerif" w:eastAsia="FreeSerif"/>
+                <w:b w:val="0"/>
+                <w:i w:val="0"/>
                 <w:color w:val="1A1A1A"/>
                 <w:sz w:val="22"/>
               </w:rPr>
-              <w:t xml:space="preserve">○   </w:t>
+              <w:t xml:space="preserve">☐   </w:t>
             </w:r>
             <w:r>
               <w:rPr>
@@ -563,7 +588,7 @@
                 <w:color w:val="1A1A1A"/>
                 <w:sz w:val="22"/>
               </w:rPr>
-              <w:t>A.  105°</w:t>
+              <w:t>B.  Each angle is 3 times as large.</w:t>
             </w:r>
           </w:p>
           <w:p>
@@ -579,7 +604,7 @@
                 <w:color w:val="9E1B32"/>
                 <w:sz w:val="22"/>
               </w:rPr>
-              <w:t xml:space="preserve">●   </w:t>
+              <w:t xml:space="preserve">☒   </w:t>
             </w:r>
             <w:r>
               <w:rPr>
@@ -588,7 +613,7 @@
                 <w:color w:val="9E1B32"/>
                 <w:sz w:val="22"/>
               </w:rPr>
-              <w:t>B.  35°</w:t>
+              <w:t>C.  The perimeter is 3 times as long.</w:t>
             </w:r>
           </w:p>
           <w:p>
@@ -604,7 +629,7 @@
                 <w:color w:val="1A1A1A"/>
                 <w:sz w:val="22"/>
               </w:rPr>
-              <w:t xml:space="preserve">○   </w:t>
+              <w:t xml:space="preserve">☐   </w:t>
             </w:r>
             <w:r>
               <w:rPr>
@@ -613,7 +638,7 @@
                 <w:color w:val="1A1A1A"/>
                 <w:sz w:val="22"/>
               </w:rPr>
-              <w:t>C.  11.67°</w:t>
+              <w:t>D.  The area is 3 times as large.</w:t>
             </w:r>
           </w:p>
           <w:p>
@@ -626,19 +651,19 @@
                 <w:rFonts w:ascii="FreeSerif" w:hAnsi="FreeSerif" w:eastAsia="FreeSerif"/>
                 <w:b w:val="0"/>
                 <w:i w:val="0"/>
-                <w:color w:val="1A1A1A"/>
+                <w:color w:val="9E1B32"/>
                 <w:sz w:val="22"/>
               </w:rPr>
-              <w:t xml:space="preserve">○   </w:t>
+              <w:t xml:space="preserve">☒   </w:t>
             </w:r>
             <w:r>
               <w:rPr>
-                <w:b w:val="0"/>
+                <w:b/>
                 <w:i w:val="0"/>
-                <w:color w:val="1A1A1A"/>
+                <w:color w:val="9E1B32"/>
                 <w:sz w:val="22"/>
               </w:rPr>
-              <w:t>D.  38°</w:t>
+              <w:t>E.  The area is 9 times as large.</w:t>
             </w:r>
           </w:p>
           <w:p>
@@ -653,7 +678,7 @@
                 <w:color w:val="9E1B32"/>
                 <w:sz w:val="22"/>
               </w:rPr>
-              <w:t>B</w:t>
+              <w:t>A, C and E</w:t>
             </w:r>
           </w:p>
           <w:p>
@@ -668,7 +693,26 @@
                 <w:color w:val="6B6B6B"/>
                 <w:sz w:val="19"/>
               </w:rPr>
-              <w:t>Lengths scale; angles do not.</w:t>
+              <w:t>All three and nothing else for the point: sides and perimeter × k, area × k</w:t>
+            </w:r>
+            <w:r>
+              <w:rPr>
+                <w:b w:val="0"/>
+                <w:i/>
+                <w:color w:val="6B6B6B"/>
+                <w:sz w:val="19"/>
+                <w:vertAlign w:val="superscript"/>
+              </w:rPr>
+              <w:t>2</w:t>
+            </w:r>
+            <w:r>
+              <w:rPr>
+                <w:b w:val="0"/>
+                <w:i/>
+                <w:color w:val="6B6B6B"/>
+                <w:sz w:val="19"/>
+              </w:rPr>
+              <w:t>, angles unchanged.</w:t>
             </w:r>
           </w:p>
           <w:p>
@@ -917,7 +961,7 @@
                 <w:color w:val="6B6B6B"/>
                 <w:sz w:val="19"/>
               </w:rPr>
-              <w:t xml:space="preserve"> — 36, 40 and 30 multiplied the area by k once</w:t>
+              <w:t xml:space="preserve"> — 36 multiplied the area by k once</w:t>
             </w:r>
           </w:p>
           <w:p>
@@ -1040,7 +1084,7 @@
                 <w:color w:val="1A1A1A"/>
                 <w:sz w:val="22"/>
               </w:rPr>
-              <w:t>. Find k, and explain why k is not 9.</w:t>
+              <w:t>. What is the scale factor?</w:t>
             </w:r>
             <w:r>
               <w:tab/>
@@ -1067,45 +1111,7 @@
                 <w:color w:val="9E1B32"/>
                 <w:sz w:val="22"/>
               </w:rPr>
-              <w:t>k = 3. The area ratio is k</w:t>
-            </w:r>
-            <w:r>
-              <w:rPr>
-                <w:b/>
-                <w:i/>
-                <w:color w:val="9E1B32"/>
-                <w:sz w:val="22"/>
-                <w:vertAlign w:val="superscript"/>
-              </w:rPr>
-              <w:t>2</w:t>
-            </w:r>
-            <w:r>
-              <w:rPr>
-                <w:b/>
-                <w:i/>
-                <w:color w:val="9E1B32"/>
-                <w:sz w:val="22"/>
-              </w:rPr>
-              <w:t>, because area is two lengths each multiplied by k; 9 is k</w:t>
-            </w:r>
-            <w:r>
-              <w:rPr>
-                <w:b/>
-                <w:i/>
-                <w:color w:val="9E1B32"/>
-                <w:sz w:val="22"/>
-                <w:vertAlign w:val="superscript"/>
-              </w:rPr>
-              <w:t>2</w:t>
-            </w:r>
-            <w:r>
-              <w:rPr>
-                <w:b/>
-                <w:i/>
-                <w:color w:val="9E1B32"/>
-                <w:sz w:val="22"/>
-              </w:rPr>
-              <w:t>, so k is its square root.</w:t>
+              <w:t>k = 3</w:t>
             </w:r>
           </w:p>
           <w:p>
@@ -1120,7 +1126,7 @@
                 <w:color w:val="6B6B6B"/>
                 <w:sz w:val="19"/>
               </w:rPr>
-              <w:t>The point needs k AND the reason (two lengths, so the ratio is k</w:t>
+              <w:t>72 ÷ 8 = 9 is k</w:t>
             </w:r>
             <w:r>
               <w:rPr>
@@ -1139,7 +1145,7 @@
                 <w:color w:val="6B6B6B"/>
                 <w:sz w:val="19"/>
               </w:rPr>
-              <w:t>). 'k = 3' alone is half the item; 'because you square root it' with no reason why is the rule without the reason.</w:t>
+              <w:t>, so k = √9. A board with 9 handed in the area ratio as k.</w:t>
             </w:r>
           </w:p>
           <w:p>
@@ -1221,7 +1227,7 @@
                 <w:color w:val="1A1A1A"/>
                 <w:sz w:val="22"/>
               </w:rPr>
-              <w:t>A floor plan is drawn at ¼ in : 1 ft. A room is 2 in by 3.5 in on the plan.</w:t>
+              <w:t>A floor plan is drawn at ¼ in : 1 ft. A room is 3 in by 3.5 in on the plan.</w:t>
             </w:r>
           </w:p>
           <w:p>
@@ -1248,7 +1254,7 @@
                 <w:color w:val="1A1A1A"/>
                 <w:sz w:val="22"/>
               </w:rPr>
-              <w:t>Find the real length of the wall drawn 2 in long.</w:t>
+              <w:t>Find the real length of the wall drawn 3 in long.</w:t>
             </w:r>
             <w:r>
               <w:tab/>
@@ -1275,7 +1281,7 @@
                 <w:color w:val="9E1B32"/>
                 <w:sz w:val="22"/>
               </w:rPr>
-              <w:t>8 ft</w:t>
+              <w:t>12 ft</w:t>
             </w:r>
           </w:p>
           <w:p>
@@ -1290,7 +1296,7 @@
                 <w:color w:val="6B6B6B"/>
                 <w:sz w:val="19"/>
               </w:rPr>
-              <w:t>the scale per 1 inch, then × — 1 in : 4 ft, 1 in : 2 ft, 1 in : 5 ft</w:t>
+              <w:t>the scale per 1 inch, then ×: 1 in : 4 ft</w:t>
             </w:r>
           </w:p>
           <w:p>
@@ -1344,7 +1350,7 @@
                 <w:color w:val="9E1B32"/>
                 <w:sz w:val="22"/>
               </w:rPr>
-              <w:t>112 ft</w:t>
+              <w:t>168 ft</w:t>
             </w:r>
             <w:r>
               <w:rPr>
@@ -1369,7 +1375,26 @@
                 <w:color w:val="6B6B6B"/>
                 <w:sz w:val="19"/>
               </w:rPr>
-              <w:t>real dimensions first: 8 by 14, 6 by 10, 10 by 15 — the drawing's area × the rate once is the named error</w:t>
+              <w:t>real dimensions first: 12 by 14 — 10.5 in</w:t>
+            </w:r>
+            <w:r>
+              <w:rPr>
+                <w:b w:val="0"/>
+                <w:i/>
+                <w:color w:val="6B6B6B"/>
+                <w:sz w:val="19"/>
+                <w:vertAlign w:val="superscript"/>
+              </w:rPr>
+              <w:t>2</w:t>
+            </w:r>
+            <w:r>
+              <w:rPr>
+                <w:b w:val="0"/>
+                <w:i/>
+                <w:color w:val="6B6B6B"/>
+                <w:sz w:val="19"/>
+              </w:rPr>
+              <w:t xml:space="preserve"> × 4 = 42 is the named error</w:t>
             </w:r>
           </w:p>
           <w:p>
@@ -1581,7 +1606,7 @@
                 <w:color w:val="1A1A1A"/>
                 <w:sz w:val="22"/>
               </w:rPr>
-              <w:t>A plan is drawn at 1 in : 5 ft. A room is 2 in by 2 in on the plan. 1 ft = 0.305 m. Find the room's real area in square metres.</w:t>
+              <w:t>A plan is drawn at 1 in : 5 ft. A room is 2 in by 2 in on the plan. 1 ft = 0.305 m. Find the room's real area in square meters.</w:t>
             </w:r>
             <w:r>
               <w:tab/>
@@ -1627,7 +1652,7 @@
                 <w:color w:val="9E1B32"/>
                 <w:sz w:val="22"/>
               </w:rPr>
-              <w:t xml:space="preserve"> (3.05 m by 3.05 m)</w:t>
+              <w:t xml:space="preserve"> (3.05 m by 3.05 m); 9.29 by the sheet's other ratio</w:t>
             </w:r>
           </w:p>
           <w:p>
@@ -1680,7 +1705,26 @@
                 <w:color w:val="6B6B6B"/>
                 <w:sz w:val="19"/>
               </w:rPr>
-              <w:t xml:space="preserve"> = 9.3025. 30.5 (100 × 0.305) used the ratio once on an area. A plan's area asked in metric appears on no review and in no question bank; its type was 5.10 board 8.</w:t>
+              <w:t xml:space="preserve"> = 9.3025; by the sheet's 1 m = 3.28 ft, 100 ÷ 3.28</w:t>
+            </w:r>
+            <w:r>
+              <w:rPr>
+                <w:b w:val="0"/>
+                <w:i/>
+                <w:color w:val="6B6B6B"/>
+                <w:sz w:val="19"/>
+                <w:vertAlign w:val="superscript"/>
+              </w:rPr>
+              <w:t>2</w:t>
+            </w:r>
+            <w:r>
+              <w:rPr>
+                <w:b w:val="0"/>
+                <w:i/>
+                <w:color w:val="6B6B6B"/>
+                <w:sz w:val="19"/>
+              </w:rPr>
+              <w:t xml:space="preserve"> = 9.29 — full credit. 30.5 (100 × 0.305) used the ratio once on an area. A plan's area asked in metric appears on no review and in no question bank; its type was 5.10 board 8.</w:t>
             </w:r>
           </w:p>
           <w:p>
@@ -1812,7 +1856,7 @@
                 <w:color w:val="1A1A1A"/>
                 <w:sz w:val="22"/>
               </w:rPr>
-              <w:t>1 in = 2.54 cm. How many centimetres is 9 in?</w:t>
+              <w:t>1 in = 2.54 cm. How many centimeters is 9 in?</w:t>
             </w:r>
             <w:r>
               <w:tab/>
@@ -1839,7 +1883,7 @@
                 <w:color w:val="9E1B32"/>
                 <w:sz w:val="22"/>
               </w:rPr>
-              <w:t>22.86 cm</w:t>
+              <w:t>22.86 cm (23.1 by ÷ 0.39)</w:t>
             </w:r>
           </w:p>
           <w:p>
@@ -1854,7 +1898,7 @@
                 <w:color w:val="6B6B6B"/>
                 <w:sz w:val="19"/>
               </w:rPr>
-              <w:t>× the ratio whose 1 is inches</w:t>
+              <w:t>× the ratio whose 1 is inches; the sheet's other ratio, ÷ 0.39, earns the point too when the work shows it</w:t>
             </w:r>
           </w:p>
           <w:p>
@@ -1939,7 +1983,7 @@
                 <w:color w:val="1A1A1A"/>
                 <w:sz w:val="22"/>
               </w:rPr>
-              <w:t>1 cm = 0.39 in. How many inches is 70 cm?</w:t>
+              <w:t>1 in = 2.54 cm and 1 cm = 0.39 in. Select ALL of the expressions that give the number of inches in 70 cm.</w:t>
             </w:r>
             <w:r>
               <w:tab/>
@@ -1956,6 +2000,142 @@
           </w:p>
           <w:p>
             <w:pPr>
+              <w:spacing w:before="40" w:after="40"/>
+              <w:ind w:left="1300" w:hanging="380"/>
+            </w:pPr>
+            <w:r>
+              <w:rPr>
+                <w:rFonts w:ascii="FreeSerif" w:hAnsi="FreeSerif" w:eastAsia="FreeSerif"/>
+                <w:b w:val="0"/>
+                <w:i w:val="0"/>
+                <w:color w:val="9E1B32"/>
+                <w:sz w:val="22"/>
+              </w:rPr>
+              <w:t xml:space="preserve">☒   </w:t>
+            </w:r>
+            <w:r>
+              <w:rPr>
+                <w:b/>
+                <w:i w:val="0"/>
+                <w:color w:val="9E1B32"/>
+                <w:sz w:val="22"/>
+              </w:rPr>
+              <w:t xml:space="preserve">A.  </w:t>
+            </w:r>
+            <w:r>
+              <w:rPr>
+                <w:b/>
+                <w:i w:val="0"/>
+                <w:color w:val="9E1B32"/>
+                <w:sz w:val="22"/>
+              </w:rPr>
+              <w:t>70 × 0.39</w:t>
+            </w:r>
+          </w:p>
+          <w:p>
+            <w:pPr>
+              <w:spacing w:before="40" w:after="40"/>
+              <w:ind w:left="1300" w:hanging="380"/>
+            </w:pPr>
+            <w:r>
+              <w:rPr>
+                <w:rFonts w:ascii="FreeSerif" w:hAnsi="FreeSerif" w:eastAsia="FreeSerif"/>
+                <w:b w:val="0"/>
+                <w:i w:val="0"/>
+                <w:color w:val="1A1A1A"/>
+                <w:sz w:val="22"/>
+              </w:rPr>
+              <w:t xml:space="preserve">☐   </w:t>
+            </w:r>
+            <w:r>
+              <w:rPr>
+                <w:b w:val="0"/>
+                <w:i w:val="0"/>
+                <w:color w:val="1A1A1A"/>
+                <w:sz w:val="22"/>
+              </w:rPr>
+              <w:t xml:space="preserve">B.  </w:t>
+            </w:r>
+            <w:r>
+              <w:rPr>
+                <w:b w:val="0"/>
+                <w:i w:val="0"/>
+                <w:color w:val="1A1A1A"/>
+                <w:sz w:val="22"/>
+              </w:rPr>
+              <w:t>70 × 2.54</w:t>
+            </w:r>
+          </w:p>
+          <w:p>
+            <w:pPr>
+              <w:spacing w:before="40" w:after="40"/>
+              <w:ind w:left="1300" w:hanging="380"/>
+            </w:pPr>
+            <w:r>
+              <w:rPr>
+                <w:rFonts w:ascii="FreeSerif" w:hAnsi="FreeSerif" w:eastAsia="FreeSerif"/>
+                <w:b w:val="0"/>
+                <w:i w:val="0"/>
+                <w:color w:val="9E1B32"/>
+                <w:sz w:val="22"/>
+              </w:rPr>
+              <w:t xml:space="preserve">☒   </w:t>
+            </w:r>
+            <w:r>
+              <w:rPr>
+                <w:b/>
+                <w:i w:val="0"/>
+                <w:color w:val="9E1B32"/>
+                <w:sz w:val="22"/>
+              </w:rPr>
+              <w:t xml:space="preserve">C.  </w:t>
+            </w:r>
+            <w:r>
+              <w:rPr>
+                <w:b/>
+                <w:i w:val="0"/>
+                <w:color w:val="9E1B32"/>
+                <w:sz w:val="22"/>
+              </w:rPr>
+              <w:t>70 ÷ 2.54</w:t>
+            </w:r>
+          </w:p>
+          <w:p>
+            <w:pPr>
+              <w:spacing w:before="40" w:after="40"/>
+              <w:ind w:left="1300" w:hanging="380"/>
+            </w:pPr>
+            <w:r>
+              <w:rPr>
+                <w:rFonts w:ascii="FreeSerif" w:hAnsi="FreeSerif" w:eastAsia="FreeSerif"/>
+                <w:b w:val="0"/>
+                <w:i w:val="0"/>
+                <w:color w:val="1A1A1A"/>
+                <w:sz w:val="22"/>
+              </w:rPr>
+              <w:t xml:space="preserve">☐   </w:t>
+            </w:r>
+            <w:r>
+              <w:rPr>
+                <w:b w:val="0"/>
+                <w:i w:val="0"/>
+                <w:color w:val="1A1A1A"/>
+                <w:sz w:val="22"/>
+              </w:rPr>
+              <w:t xml:space="preserve">D.  </w:t>
+            </w:r>
+            <w:r>
+              <w:rPr>
+                <w:b w:val="0"/>
+                <w:i w:val="0"/>
+                <w:color w:val="1A1A1A"/>
+                <w:sz w:val="22"/>
+              </w:rPr>
+              <w:t>70 ÷ 0.39</w:t>
+            </w:r>
+          </w:p>
+          <w:p>
+            <w:pPr>
               <w:spacing w:before="40" w:after="60"/>
               <w:ind w:left="420"/>
             </w:pPr>
@@ -1966,7 +2146,7 @@
                 <w:color w:val="9E1B32"/>
                 <w:sz w:val="22"/>
               </w:rPr>
-              <w:t>27.3 in (27.6 by ÷ 2.54)</w:t>
+              <w:t>A and C</w:t>
             </w:r>
           </w:p>
           <w:p>
@@ -1981,7 +2161,7 @@
                 <w:color w:val="6B6B6B"/>
                 <w:sz w:val="19"/>
               </w:rPr>
-              <w:t>× 0.39; the sheet's other ratio, ÷ 2.54, earns the point too when the work shows it. × 2.54 (177.8, 228.6, 279.4) is the inverted ratio.</w:t>
+              <w:t>Both sheet routes (27.3 and 27.6) and nothing else for the point.</w:t>
             </w:r>
           </w:p>
           <w:p>
@@ -2066,7 +2246,7 @@
                 <w:color w:val="1A1A1A"/>
                 <w:sz w:val="22"/>
               </w:rPr>
-              <w:t>1 yd = 3 ft, 1 ft = 12 in, 1 in = 2.54 cm. How many centimetres is 4 yd?</w:t>
+              <w:t>1 yd = 3 ft, 1 ft = 12 in, 1 in = 2.54 cm. How many centimeters is 4 yd?</w:t>
             </w:r>
             <w:r>
               <w:tab/>
@@ -2108,7 +2288,7 @@
                 <w:color w:val="6B6B6B"/>
                 <w:sz w:val="19"/>
               </w:rPr>
-              <w:t>a chain: 144 in, 180 in, 54 in, then × 2.54. The estimate (a yard is nearly a metre) catches 10.16, 12.7 and 3.81.</w:t>
+              <w:t>a chain: 144 in, then × 2.54 (144 ÷ 0.39 = 369.2 by the other ratio — full credit). The estimate (a yard is nearly a meter) catches 10.16.</w:t>
             </w:r>
           </w:p>
           <w:p>
@@ -2220,7 +2400,7 @@
                 <w:color w:val="9E1B32"/>
                 <w:sz w:val="22"/>
               </w:rPr>
-              <w:t>44.08 lb</w:t>
+              <w:t>44.08 lb (44.05 by ÷ 0.454)</w:t>
             </w:r>
           </w:p>
           <w:p>
@@ -2235,7 +2415,7 @@
                 <w:color w:val="6B6B6B"/>
                 <w:sz w:val="19"/>
               </w:rPr>
-              <w:t>× the ratio whose 1 is the unit you have; the estimate says more pounds than kilograms</w:t>
+              <w:t>× the ratio whose 1 is the unit you have; the sheet's other ratio earns the point too when the work shows it</w:t>
             </w:r>
           </w:p>
           <w:p>
@@ -2320,7 +2500,7 @@
                 <w:color w:val="1A1A1A"/>
                 <w:sz w:val="22"/>
               </w:rPr>
-              <w:t>1 gal = 3.785 L. How many litres is 5 gal?</w:t>
+              <w:t>1 gal = 3.785 L. How many liters is 5 gal?</w:t>
             </w:r>
             <w:r>
               <w:tab/>
@@ -2347,7 +2527,7 @@
                 <w:color w:val="9E1B32"/>
                 <w:sz w:val="22"/>
               </w:rPr>
-              <w:t>18.925 L</w:t>
+              <w:t>18.925 L (18.94 by ÷ 0.264)</w:t>
             </w:r>
           </w:p>
           <w:p>
@@ -2362,7 +2542,7 @@
                 <w:color w:val="6B6B6B"/>
                 <w:sz w:val="19"/>
               </w:rPr>
-              <w:t>more litres than gallons</w:t>
+              <w:t>more liters than gallons; the sheet's other ratio earns the point too when the work shows it</w:t>
             </w:r>
           </w:p>
           <w:p>
@@ -2447,7 +2627,7 @@
                 <w:color w:val="1A1A1A"/>
                 <w:sz w:val="22"/>
               </w:rPr>
-              <w:t>1 yd = 3 ft. A rug is 4 yd</w:t>
+              <w:t>1 ft = 0.305 m. A patio is 20 ft</w:t>
             </w:r>
             <w:r>
               <w:rPr>
@@ -2466,7 +2646,7 @@
                 <w:color w:val="1A1A1A"/>
                 <w:sz w:val="22"/>
               </w:rPr>
-              <w:t xml:space="preserve"> in area. How many square feet is that?</w:t>
+              <w:t xml:space="preserve"> in area. Which is closest to its area in square meters?</w:t>
             </w:r>
             <w:r>
               <w:tab/>
@@ -2503,7 +2683,7 @@
                 <w:color w:val="1A1A1A"/>
                 <w:sz w:val="22"/>
               </w:rPr>
-              <w:t>A.  12 ft</w:t>
+              <w:t>A.  6.1 m</w:t>
             </w:r>
             <w:r>
               <w:rPr>
@@ -2538,7 +2718,7 @@
                 <w:color w:val="1A1A1A"/>
                 <w:sz w:val="22"/>
               </w:rPr>
-              <w:t>B.  9 ft</w:t>
+              <w:t>B.  0.093 m</w:t>
             </w:r>
             <w:r>
               <w:rPr>
@@ -2573,7 +2753,7 @@
                 <w:color w:val="9E1B32"/>
                 <w:sz w:val="22"/>
               </w:rPr>
-              <w:t>C.  36 ft</w:t>
+              <w:t>C.  1.86 m</w:t>
             </w:r>
             <w:r>
               <w:rPr>
@@ -2608,7 +2788,7 @@
                 <w:color w:val="1A1A1A"/>
                 <w:sz w:val="22"/>
               </w:rPr>
-              <w:t>D.  24 ft</w:t>
+              <w:t>D.  12.2 m</w:t>
             </w:r>
             <w:r>
               <w:rPr>
@@ -2634,6 +2814,59 @@
                 <w:sz w:val="22"/>
               </w:rPr>
               <w:t>C</w:t>
+            </w:r>
+          </w:p>
+          <w:p>
+            <w:pPr>
+              <w:spacing w:before="0" w:after="120"/>
+              <w:ind w:left="420"/>
+            </w:pPr>
+            <w:r>
+              <w:rPr>
+                <w:b w:val="0"/>
+                <w:i/>
+                <w:color w:val="6B6B6B"/>
+                <w:sz w:val="19"/>
+              </w:rPr>
+              <w:t>20 × 0.305</w:t>
+            </w:r>
+            <w:r>
+              <w:rPr>
+                <w:b w:val="0"/>
+                <w:i/>
+                <w:color w:val="6B6B6B"/>
+                <w:sz w:val="19"/>
+                <w:vertAlign w:val="superscript"/>
+              </w:rPr>
+              <w:t>2</w:t>
+            </w:r>
+            <w:r>
+              <w:rPr>
+                <w:b w:val="0"/>
+                <w:i/>
+                <w:color w:val="6B6B6B"/>
+                <w:sz w:val="19"/>
+              </w:rPr>
+              <w:t xml:space="preserve"> = 1.8605 (or 20 ÷ 3.28</w:t>
+            </w:r>
+            <w:r>
+              <w:rPr>
+                <w:b w:val="0"/>
+                <w:i/>
+                <w:color w:val="6B6B6B"/>
+                <w:sz w:val="19"/>
+                <w:vertAlign w:val="superscript"/>
+              </w:rPr>
+              <w:t>2</w:t>
+            </w:r>
+            <w:r>
+              <w:rPr>
+                <w:b w:val="0"/>
+                <w:i/>
+                <w:color w:val="6B6B6B"/>
+                <w:sz w:val="19"/>
+              </w:rPr>
+              <w:t xml:space="preserve"> = 1.86).</w:t>
             </w:r>
           </w:p>
           <w:p>
@@ -2715,7 +2948,7 @@
                 <w:color w:val="1A1A1A"/>
                 <w:sz w:val="22"/>
               </w:rPr>
-              <w:t>Rate on 5 Nov: 1 US dollar = 0.92 euros.</w:t>
+              <w:t>Rate on Nov 5: 1 US dollar = 0.92 euros.</w:t>
             </w:r>
           </w:p>
           <w:p>
@@ -2853,7 +3086,7 @@
                 <w:color w:val="6B6B6B"/>
                 <w:sz w:val="19"/>
               </w:rPr>
-              <w:t>÷ the rate; 21.16, 72.90 and 87.12 multiplied both ways</w:t>
+              <w:t>÷ the rate; 21.16 multiplied both ways</w:t>
             </w:r>
           </w:p>
           <w:p>
@@ -2982,7 +3215,7 @@
                 <w:color w:val="1A1A1A"/>
                 <w:sz w:val="22"/>
               </w:rPr>
-              <w:t>A car does 26 miles per gallon and its tank holds 15 gal.</w:t>
+              <w:t>A car gets 26 miles per gallon and its tank holds 15 gal.</w:t>
             </w:r>
           </w:p>
           <w:p>
@@ -3078,7 +3311,7 @@
                 <w:color w:val="1A1A1A"/>
                 <w:sz w:val="22"/>
               </w:rPr>
-              <w:t>It starts a 1,000-mi trip with a full tank. How many tanks of gas does the trip take?</w:t>
+              <w:t>It makes a 1,000-mi trip. How many tanks of gas does the trip use? (Part of a tank counts as a whole tank.)</w:t>
             </w:r>
             <w:r>
               <w:tab/>
@@ -3120,7 +3353,7 @@
                 <w:color w:val="6B6B6B"/>
                 <w:sz w:val="19"/>
               </w:rPr>
-              <w:t>the part of a tank is still a tank; follow-through on part (a)</w:t>
+              <w:t>the bracket on the paper settles the rounding; follow-through on part (a)</w:t>
             </w:r>
           </w:p>
           <w:p>
@@ -3271,7 +3504,7 @@
                 <w:color w:val="6B6B6B"/>
                 <w:sz w:val="19"/>
               </w:rPr>
-              <w:t>k from the yields (2.5, 1.5, 3), then the ingredient</w:t>
+              <w:t>k = 2.5 from the yields, then the ingredient</w:t>
             </w:r>
           </w:p>
           <w:p>
@@ -3340,7 +3573,7 @@
                 <w:color w:val="6B6B6B"/>
                 <w:sz w:val="19"/>
               </w:rPr>
-              <w:t>recipes the pantry makes (4, 4, 5) × the yield; 15, 24 and 25 scaled the yield by the cups</w:t>
+              <w:t>4 recipes × the yield; 24 scaled the yield by the cups</w:t>
             </w:r>
           </w:p>
           <w:p>
@@ -3467,7 +3700,7 @@
                 <w:color w:val="6B6B6B"/>
                 <w:sz w:val="19"/>
               </w:rPr>
-              <w:t>k from the part you know (3, 4, 4), then the whole (9, 8, 6 parts); 12, 16 and 8 found one other part and stopped</w:t>
+              <w:t>k = 3 from the orange, then the whole, 9 parts; 6 found the mango and stopped</w:t>
             </w:r>
           </w:p>
           <w:p>
@@ -3552,7 +3785,7 @@
                 <w:color w:val="1A1A1A"/>
                 <w:sz w:val="22"/>
               </w:rPr>
-              <w:t>1 mi = 1.61 km. A 200-km drive. Car A averages 40 mi/h; car B averages 60 km/h. Which car gets there first, and by about how long? Explain.</w:t>
+              <w:t>1 mi = 1.61 km. A drive is 200 km long. Car A averages 40 mi/h; car B averages 60 km/h. Which car gets there first, and by about how many minutes? Show both speeds in one unit.</w:t>
             </w:r>
             <w:r>
               <w:tab/>
@@ -3579,7 +3812,7 @@
                 <w:color w:val="9E1B32"/>
                 <w:sz w:val="22"/>
               </w:rPr>
-              <w:t>Car A: 40 mi/h = 64.4 km/h &gt; 60 km/h, so about 3.11 h against 3.33 h — about 13 minutes sooner.</w:t>
+              <w:t>Car A, by about 14 minutes: 40 mi/h = 64.4 km/h, so 200 ÷ 64.4 ≈ 3.11 h against 200 ÷ 60 ≈ 3.33 h.</w:t>
             </w:r>
           </w:p>
           <w:p>
@@ -3594,7 +3827,7 @@
                 <w:color w:val="6B6B6B"/>
                 <w:sz w:val="19"/>
               </w:rPr>
-              <w:t>The point needs the speeds in one unit, the choice, and the times (or the gap). 'Car B, 60 &gt; 40' compared two units. A decision from two rates in different units appears on no review and in no question bank; its type was 5.10 board 9.</w:t>
+              <w:t>The point needs the speeds in one unit and the choice with its gap: 0.227 h is 13.7 min — 13 or 14 both earn it (by the sheet's 0.62 route, 124 mi: 3.1 h against 3.33 h, 14 min). 'Car B, 60 &gt; 40' compared two units. A decision from two rates in different units appears on no review and in no question bank; its type was 5.10 board 9.</w:t>
             </w:r>
           </w:p>
           <w:p>

--- a/a7/build/out/u5/A7 Unit 5 Multi-Step Proportional Relationships - Test Form A - Worked Answers.docx
+++ b/a7/build/out/u5/A7 Unit 5 Multi-Step Proportional Relationships - Test Form A - Worked Answers.docx
@@ -794,7 +794,25 @@
                 <w:color w:val="1A1A1A"/>
                 <w:sz w:val="22"/>
               </w:rPr>
-              <w:t>A 3 cm by 4 cm rectangle is scaled by k = 3.</w:t>
+              <w:t xml:space="preserve">A 3 cm by 4 cm rectangle is scaled by </w:t>
+            </w:r>
+            <w:r>
+              <w:rPr>
+                <w:b w:val="0"/>
+                <w:i w:val="0"/>
+                <w:color w:val="1A1A1A"/>
+                <w:sz w:val="22"/>
+              </w:rPr>
+              <w:t>k = 3</w:t>
+            </w:r>
+            <w:r>
+              <w:rPr>
+                <w:b w:val="0"/>
+                <w:i w:val="0"/>
+                <w:color w:val="1A1A1A"/>
+                <w:sz w:val="22"/>
+              </w:rPr>
+              <w:t>.</w:t>
             </w:r>
           </w:p>
           <w:p>
@@ -1046,7 +1064,16 @@
                 <w:color w:val="1A1A1A"/>
                 <w:sz w:val="22"/>
               </w:rPr>
-              <w:t>A figure has area 8 cm</w:t>
+              <w:t xml:space="preserve">A figure has area </w:t>
+            </w:r>
+            <w:r>
+              <w:rPr>
+                <w:b w:val="0"/>
+                <w:i w:val="0"/>
+                <w:color w:val="1A1A1A"/>
+                <w:sz w:val="22"/>
+              </w:rPr>
+              <w:t>8 cm</w:t>
             </w:r>
             <w:r>
               <w:rPr>
@@ -1065,7 +1092,16 @@
                 <w:color w:val="1A1A1A"/>
                 <w:sz w:val="22"/>
               </w:rPr>
-              <w:t>. Its scale copy has area 72 cm</w:t>
+              <w:t xml:space="preserve">. Its scale copy has area </w:t>
+            </w:r>
+            <w:r>
+              <w:rPr>
+                <w:b w:val="0"/>
+                <w:i w:val="0"/>
+                <w:color w:val="1A1A1A"/>
+                <w:sz w:val="22"/>
+              </w:rPr>
+              <w:t>72 cm</w:t>
             </w:r>
             <w:r>
               <w:rPr>
@@ -1227,7 +1263,25 @@
                 <w:color w:val="1A1A1A"/>
                 <w:sz w:val="22"/>
               </w:rPr>
-              <w:t>A floor plan is drawn at ¼ in : 1 ft. A room is 3 in by 3.5 in on the plan.</w:t>
+              <w:t xml:space="preserve">A floor plan is drawn at </w:t>
+            </w:r>
+            <w:r>
+              <w:rPr>
+                <w:b w:val="0"/>
+                <w:i w:val="0"/>
+                <w:color w:val="1A1A1A"/>
+                <w:sz w:val="22"/>
+              </w:rPr>
+              <w:t>¼ in : 1 ft</w:t>
+            </w:r>
+            <w:r>
+              <w:rPr>
+                <w:b w:val="0"/>
+                <w:i w:val="0"/>
+                <w:color w:val="1A1A1A"/>
+                <w:sz w:val="22"/>
+              </w:rPr>
+              <w:t>. A room is 3 in by 3.5 in on the plan.</w:t>
             </w:r>
           </w:p>
           <w:p>
@@ -1479,7 +1533,25 @@
                 <w:color w:val="1A1A1A"/>
                 <w:sz w:val="22"/>
               </w:rPr>
-              <w:t>A plan is drawn at 1 in : 4 ft. A real wall is 18 ft long. How long is it on the plan?</w:t>
+              <w:t xml:space="preserve">A plan is drawn at </w:t>
+            </w:r>
+            <w:r>
+              <w:rPr>
+                <w:b w:val="0"/>
+                <w:i w:val="0"/>
+                <w:color w:val="1A1A1A"/>
+                <w:sz w:val="22"/>
+              </w:rPr>
+              <w:t>1 in : 4 ft</w:t>
+            </w:r>
+            <w:r>
+              <w:rPr>
+                <w:b w:val="0"/>
+                <w:i w:val="0"/>
+                <w:color w:val="1A1A1A"/>
+                <w:sz w:val="22"/>
+              </w:rPr>
+              <w:t>. A real wall is 18 ft long. How long is it on the plan?</w:t>
             </w:r>
             <w:r>
               <w:tab/>
@@ -1606,7 +1678,43 @@
                 <w:color w:val="1A1A1A"/>
                 <w:sz w:val="22"/>
               </w:rPr>
-              <w:t>A plan is drawn at 1 in : 5 ft. A room is 2 in by 2 in on the plan. 1 ft = 0.305 m. Find the room's real area in square meters.</w:t>
+              <w:t xml:space="preserve">A plan is drawn at </w:t>
+            </w:r>
+            <w:r>
+              <w:rPr>
+                <w:b w:val="0"/>
+                <w:i w:val="0"/>
+                <w:color w:val="1A1A1A"/>
+                <w:sz w:val="22"/>
+              </w:rPr>
+              <w:t>1 in : 5 ft</w:t>
+            </w:r>
+            <w:r>
+              <w:rPr>
+                <w:b w:val="0"/>
+                <w:i w:val="0"/>
+                <w:color w:val="1A1A1A"/>
+                <w:sz w:val="22"/>
+              </w:rPr>
+              <w:t xml:space="preserve">. A room is 2 in by 2 in on the plan. </w:t>
+            </w:r>
+            <w:r>
+              <w:rPr>
+                <w:b w:val="0"/>
+                <w:i w:val="0"/>
+                <w:color w:val="1A1A1A"/>
+                <w:sz w:val="22"/>
+              </w:rPr>
+              <w:t>1 ft = 0.305 m</w:t>
+            </w:r>
+            <w:r>
+              <w:rPr>
+                <w:b w:val="0"/>
+                <w:i w:val="0"/>
+                <w:color w:val="1A1A1A"/>
+                <w:sz w:val="22"/>
+              </w:rPr>
+              <w:t>. Find the room's real area in square meters.</w:t>
             </w:r>
             <w:r>
               <w:tab/>
@@ -1856,7 +1964,16 @@
                 <w:color w:val="1A1A1A"/>
                 <w:sz w:val="22"/>
               </w:rPr>
-              <w:t>1 in = 2.54 cm. How many centimeters is 9 in?</w:t>
+              <w:t>1 in = 2.54 cm</w:t>
+            </w:r>
+            <w:r>
+              <w:rPr>
+                <w:b w:val="0"/>
+                <w:i w:val="0"/>
+                <w:color w:val="1A1A1A"/>
+                <w:sz w:val="22"/>
+              </w:rPr>
+              <w:t>. How many centimeters is 9 in?</w:t>
             </w:r>
             <w:r>
               <w:tab/>
@@ -2246,7 +2363,52 @@
                 <w:color w:val="1A1A1A"/>
                 <w:sz w:val="22"/>
               </w:rPr>
-              <w:t>1 yd = 3 ft, 1 ft = 12 in, 1 in = 2.54 cm. How many centimeters is 4 yd?</w:t>
+              <w:t>1 yd = 3 ft</w:t>
+            </w:r>
+            <w:r>
+              <w:rPr>
+                <w:b w:val="0"/>
+                <w:i w:val="0"/>
+                <w:color w:val="1A1A1A"/>
+                <w:sz w:val="22"/>
+              </w:rPr>
+              <w:t xml:space="preserve">, </w:t>
+            </w:r>
+            <w:r>
+              <w:rPr>
+                <w:b w:val="0"/>
+                <w:i w:val="0"/>
+                <w:color w:val="1A1A1A"/>
+                <w:sz w:val="22"/>
+              </w:rPr>
+              <w:t>1 ft = 12 in</w:t>
+            </w:r>
+            <w:r>
+              <w:rPr>
+                <w:b w:val="0"/>
+                <w:i w:val="0"/>
+                <w:color w:val="1A1A1A"/>
+                <w:sz w:val="22"/>
+              </w:rPr>
+              <w:t xml:space="preserve">, </w:t>
+            </w:r>
+            <w:r>
+              <w:rPr>
+                <w:b w:val="0"/>
+                <w:i w:val="0"/>
+                <w:color w:val="1A1A1A"/>
+                <w:sz w:val="22"/>
+              </w:rPr>
+              <w:t>1 in = 2.54 cm</w:t>
+            </w:r>
+            <w:r>
+              <w:rPr>
+                <w:b w:val="0"/>
+                <w:i w:val="0"/>
+                <w:color w:val="1A1A1A"/>
+                <w:sz w:val="22"/>
+              </w:rPr>
+              <w:t>. How many centimeters is 4 yd?</w:t>
             </w:r>
             <w:r>
               <w:tab/>
@@ -2373,7 +2535,16 @@
                 <w:color w:val="1A1A1A"/>
                 <w:sz w:val="22"/>
               </w:rPr>
-              <w:t>1 kg = 2.204 lb. How many pounds is 20 kg?</w:t>
+              <w:t>1 kg = 2.204 lb</w:t>
+            </w:r>
+            <w:r>
+              <w:rPr>
+                <w:b w:val="0"/>
+                <w:i w:val="0"/>
+                <w:color w:val="1A1A1A"/>
+                <w:sz w:val="22"/>
+              </w:rPr>
+              <w:t>. How many pounds is 20 kg?</w:t>
             </w:r>
             <w:r>
               <w:tab/>
@@ -2500,7 +2671,16 @@
                 <w:color w:val="1A1A1A"/>
                 <w:sz w:val="22"/>
               </w:rPr>
-              <w:t>1 gal = 3.785 L. How many liters is 5 gal?</w:t>
+              <w:t>1 gal = 3.785 L</w:t>
+            </w:r>
+            <w:r>
+              <w:rPr>
+                <w:b w:val="0"/>
+                <w:i w:val="0"/>
+                <w:color w:val="1A1A1A"/>
+                <w:sz w:val="22"/>
+              </w:rPr>
+              <w:t>. How many liters is 5 gal?</w:t>
             </w:r>
             <w:r>
               <w:tab/>
@@ -2627,7 +2807,25 @@
                 <w:color w:val="1A1A1A"/>
                 <w:sz w:val="22"/>
               </w:rPr>
-              <w:t>1 ft = 0.305 m. A patio is 20 ft</w:t>
+              <w:t>1 ft = 0.305 m</w:t>
+            </w:r>
+            <w:r>
+              <w:rPr>
+                <w:b w:val="0"/>
+                <w:i w:val="0"/>
+                <w:color w:val="1A1A1A"/>
+                <w:sz w:val="22"/>
+              </w:rPr>
+              <w:t xml:space="preserve">. A patio is </w:t>
+            </w:r>
+            <w:r>
+              <w:rPr>
+                <w:b w:val="0"/>
+                <w:i w:val="0"/>
+                <w:color w:val="1A1A1A"/>
+                <w:sz w:val="22"/>
+              </w:rPr>
+              <w:t>20 ft</w:t>
             </w:r>
             <w:r>
               <w:rPr>
@@ -2683,7 +2881,16 @@
                 <w:color w:val="1A1A1A"/>
                 <w:sz w:val="22"/>
               </w:rPr>
-              <w:t>A.  6.1 m</w:t>
+              <w:t xml:space="preserve">A.  </w:t>
+            </w:r>
+            <w:r>
+              <w:rPr>
+                <w:b w:val="0"/>
+                <w:i w:val="0"/>
+                <w:color w:val="1A1A1A"/>
+                <w:sz w:val="22"/>
+              </w:rPr>
+              <w:t>6.1 m</w:t>
             </w:r>
             <w:r>
               <w:rPr>
@@ -2718,7 +2925,16 @@
                 <w:color w:val="1A1A1A"/>
                 <w:sz w:val="22"/>
               </w:rPr>
-              <w:t>B.  0.093 m</w:t>
+              <w:t xml:space="preserve">B.  </w:t>
+            </w:r>
+            <w:r>
+              <w:rPr>
+                <w:b w:val="0"/>
+                <w:i w:val="0"/>
+                <w:color w:val="1A1A1A"/>
+                <w:sz w:val="22"/>
+              </w:rPr>
+              <w:t>0.093 m</w:t>
             </w:r>
             <w:r>
               <w:rPr>
@@ -2753,7 +2969,16 @@
                 <w:color w:val="9E1B32"/>
                 <w:sz w:val="22"/>
               </w:rPr>
-              <w:t>C.  1.86 m</w:t>
+              <w:t xml:space="preserve">C.  </w:t>
+            </w:r>
+            <w:r>
+              <w:rPr>
+                <w:b/>
+                <w:i w:val="0"/>
+                <w:color w:val="9E1B32"/>
+                <w:sz w:val="22"/>
+              </w:rPr>
+              <w:t>1.86 m</w:t>
             </w:r>
             <w:r>
               <w:rPr>
@@ -2788,7 +3013,16 @@
                 <w:color w:val="1A1A1A"/>
                 <w:sz w:val="22"/>
               </w:rPr>
-              <w:t>D.  12.2 m</w:t>
+              <w:t xml:space="preserve">D.  </w:t>
+            </w:r>
+            <w:r>
+              <w:rPr>
+                <w:b w:val="0"/>
+                <w:i w:val="0"/>
+                <w:color w:val="1A1A1A"/>
+                <w:sz w:val="22"/>
+              </w:rPr>
+              <w:t>12.2 m</w:t>
             </w:r>
             <w:r>
               <w:rPr>
@@ -2948,7 +3182,25 @@
                 <w:color w:val="1A1A1A"/>
                 <w:sz w:val="22"/>
               </w:rPr>
-              <w:t>Rate on Nov 5: 1 US dollar = 0.92 euros.</w:t>
+              <w:t xml:space="preserve">Rate on Nov 5: </w:t>
+            </w:r>
+            <w:r>
+              <w:rPr>
+                <w:b w:val="0"/>
+                <w:i w:val="0"/>
+                <w:color w:val="1A1A1A"/>
+                <w:sz w:val="22"/>
+              </w:rPr>
+              <w:t>1 US dollar = 0.92 euros</w:t>
+            </w:r>
+            <w:r>
+              <w:rPr>
+                <w:b w:val="0"/>
+                <w:i w:val="0"/>
+                <w:color w:val="1A1A1A"/>
+                <w:sz w:val="22"/>
+              </w:rPr>
+              <w:t>.</w:t>
             </w:r>
           </w:p>
           <w:p>
@@ -3435,7 +3687,50 @@
                 <w:color w:val="1A1A1A"/>
                 <w:sz w:val="22"/>
               </w:rPr>
-              <w:t>A recipe for 4 servings uses 1½ cups of rice.</w:t>
+              <w:t xml:space="preserve">A recipe for 4 servings uses </w:t>
+            </w:r>
+            <w:r>
+              <w:drawing>
+                <wp:inline xmlns:a="http://schemas.openxmlformats.org/drawingml/2006/main" xmlns:pic="http://schemas.openxmlformats.org/drawingml/2006/picture">
+                  <wp:extent cx="131064" cy="201168"/>
+                  <wp:docPr id="1" name="Picture 1"/>
+                  <wp:cNvGraphicFramePr>
+                    <a:graphicFrameLocks noChangeAspect="1"/>
+                  </wp:cNvGraphicFramePr>
+                  <a:graphic>
+                    <a:graphicData uri="http://schemas.openxmlformats.org/drawingml/2006/picture">
+                      <pic:pic>
+                        <pic:nvPicPr>
+                          <pic:cNvPr id="0" name="849854e62b2b36c9.png"/>
+                          <pic:cNvPicPr/>
+                        </pic:nvPicPr>
+                        <pic:blipFill>
+                          <a:blip r:embed="rId9"/>
+                          <a:stretch>
+                            <a:fillRect/>
+                          </a:stretch>
+                        </pic:blipFill>
+                        <pic:spPr>
+                          <a:xfrm>
+                            <a:off x="0" y="0"/>
+                            <a:ext cx="131064" cy="201168"/>
+                          </a:xfrm>
+                          <a:prstGeom prst="rect"/>
+                        </pic:spPr>
+                      </pic:pic>
+                    </a:graphicData>
+                  </a:graphic>
+                </wp:inline>
+              </w:drawing>
+            </w:r>
+            <w:r>
+              <w:rPr>
+                <w:b w:val="0"/>
+                <w:i w:val="0"/>
+                <w:color w:val="1A1A1A"/>
+                <w:sz w:val="22"/>
+              </w:rPr>
+              <w:t xml:space="preserve"> cups of rice.</w:t>
             </w:r>
           </w:p>
           <w:p>
@@ -3658,7 +3953,25 @@
                 <w:color w:val="1A1A1A"/>
                 <w:sz w:val="22"/>
               </w:rPr>
-              <w:t>Juice is mixed orange : mango : water = 3 : 2 : 4. A batch uses 9 cups of orange. How many cups is the whole batch?</w:t>
+              <w:t xml:space="preserve">Juice is mixed orange : mango : water = </w:t>
+            </w:r>
+            <w:r>
+              <w:rPr>
+                <w:b w:val="0"/>
+                <w:i w:val="0"/>
+                <w:color w:val="1A1A1A"/>
+                <w:sz w:val="22"/>
+              </w:rPr>
+              <w:t>3 : 2 : 4</w:t>
+            </w:r>
+            <w:r>
+              <w:rPr>
+                <w:b w:val="0"/>
+                <w:i w:val="0"/>
+                <w:color w:val="1A1A1A"/>
+                <w:sz w:val="22"/>
+              </w:rPr>
+              <w:t>. A batch uses 9 cups of orange. How many cups is the whole batch?</w:t>
             </w:r>
             <w:r>
               <w:tab/>
@@ -3785,7 +4098,16 @@
                 <w:color w:val="1A1A1A"/>
                 <w:sz w:val="22"/>
               </w:rPr>
-              <w:t>1 mi = 1.61 km. A drive is 200 km long. Car A averages 40 mi/h; car B averages 60 km/h. Which car gets there first, and by about how many minutes? Show both speeds in one unit.</w:t>
+              <w:t>1 mi = 1.61 km</w:t>
+            </w:r>
+            <w:r>
+              <w:rPr>
+                <w:b w:val="0"/>
+                <w:i w:val="0"/>
+                <w:color w:val="1A1A1A"/>
+                <w:sz w:val="22"/>
+              </w:rPr>
+              <w:t>. A drive is 200 km long. Car A averages 40 mi/h; car B averages 60 km/h. Which car gets there first, and by about how many minutes? Show both speeds in one unit.</w:t>
             </w:r>
             <w:r>
               <w:tab/>

--- a/a7/build/out/u5/A7 Unit 5 Multi-Step Proportional Relationships - Test Form A - Worked Answers.docx
+++ b/a7/build/out/u5/A7 Unit 5 Multi-Step Proportional Relationships - Test Form A - Worked Answers.docx
@@ -206,6 +206,7 @@
     </w:p>
     <w:p>
       <w:pPr>
+        <w:keepNext/>
         <w:spacing w:before="0" w:after="120"/>
       </w:pPr>
       <w:r>
@@ -1898,6 +1899,7 @@
     </w:p>
     <w:p>
       <w:pPr>
+        <w:keepNext/>
         <w:spacing w:before="0" w:after="120"/>
       </w:pPr>
       <w:r>
@@ -3404,6 +3406,7 @@
     </w:p>
     <w:p>
       <w:pPr>
+        <w:keepNext/>
         <w:spacing w:before="0" w:after="120"/>
       </w:pPr>
       <w:r>

--- a/a7/build/out/u5/A7 Unit 5 Multi-Step Proportional Relationships - Test Form A - Worked Answers.docx
+++ b/a7/build/out/u5/A7 Unit 5 Multi-Step Proportional Relationships - Test Form A - Worked Answers.docx
@@ -70,7 +70,7 @@
                 <w:color w:val="6B6B6B"/>
                 <w:sz w:val="19"/>
               </w:rPr>
-              <w:t>Form A  ·  24 points  ·  two class periods</w:t>
+              <w:t>Form A  ·  24 points  ·  one class period</w:t>
             </w:r>
             <w:r>
               <w:rPr>
@@ -141,20 +141,6 @@
         <w:rPr>
           <w:sz w:val="4"/>
         </w:rPr>
-      </w:r>
-    </w:p>
-    <w:p>
-      <w:pPr>
-        <w:spacing w:before="40" w:after="160"/>
-      </w:pPr>
-      <w:r>
-        <w:rPr>
-          <w:b w:val="0"/>
-          <w:i/>
-          <w:color w:val="6B6B6B"/>
-          <w:sz w:val="19"/>
-        </w:rPr>
-        <w:t>This assessment runs over two class periods. Stop when the period ends; you will continue from where you stopped.</w:t>
       </w:r>
     </w:p>
     <w:p>

--- a/a7/build/out/u5/A7 Unit 5 Multi-Step Proportional Relationships - Test Form A - Worked Answers.docx
+++ b/a7/build/out/u5/A7 Unit 5 Multi-Step Proportional Relationships - Test Form A - Worked Answers.docx
@@ -70,7 +70,7 @@
                 <w:color w:val="6B6B6B"/>
                 <w:sz w:val="19"/>
               </w:rPr>
-              <w:t>Form A  ·  24 points  ·  one class period</w:t>
+              <w:t>Form A  ·  24 points</w:t>
             </w:r>
             <w:r>
               <w:rPr>

--- a/a7/build/out/u5/A7 Unit 5 Multi-Step Proportional Relationships - Test Form A - Worked Answers.docx
+++ b/a7/build/out/u5/A7 Unit 5 Multi-Step Proportional Relationships - Test Form A - Worked Answers.docx
@@ -175,7 +175,7 @@
           <w:color w:val="1A1A1A"/>
           <w:sz w:val="24"/>
         </w:rPr>
-        <w:t>Part 1.  Scale Drawings and Scale Factors</w:t>
+        <w:t>Scale Drawings and Scale Factors</w:t>
       </w:r>
       <w:r>
         <w:tab/>
@@ -1868,7 +1868,7 @@
           <w:color w:val="1A1A1A"/>
           <w:sz w:val="24"/>
         </w:rPr>
-        <w:t>Part 2.  Converting Across Systems</w:t>
+        <w:t>Converting Across Systems</w:t>
       </w:r>
       <w:r>
         <w:tab/>
@@ -3375,7 +3375,7 @@
           <w:color w:val="1A1A1A"/>
           <w:sz w:val="24"/>
         </w:rPr>
-        <w:t>Part 3.  Multi-Step Proportion Problems</w:t>
+        <w:t>Multi-Step Proportion Problems</w:t>
       </w:r>
       <w:r>
         <w:tab/>

--- a/a7/build/out/u5/A7 Unit 5 Multi-Step Proportional Relationships - Test Form A - Worked Answers.docx
+++ b/a7/build/out/u5/A7 Unit 5 Multi-Step Proportional Relationships - Test Form A - Worked Answers.docx
@@ -259,7 +259,7 @@
                 <w:color w:val="1A1A1A"/>
                 <w:sz w:val="22"/>
               </w:rPr>
-              <w:t>A 4 cm side of a figure is 10 cm in its scale copy. Find the scale factor.</w:t>
+              <w:t>An 8 cm side of a figure is 20 cm in its scale copy. Find the scale factor.</w:t>
             </w:r>
             <w:r>
               <w:tab/>
@@ -1268,7 +1268,7 @@
                 <w:color w:val="1A1A1A"/>
                 <w:sz w:val="22"/>
               </w:rPr>
-              <w:t>. A room is 3 in by 3.5 in on the plan.</w:t>
+              <w:t>. A room is 4.5 in by 3.5 in on the plan.</w:t>
             </w:r>
           </w:p>
           <w:p>
@@ -1295,7 +1295,7 @@
                 <w:color w:val="1A1A1A"/>
                 <w:sz w:val="22"/>
               </w:rPr>
-              <w:t>Find the real length of the wall drawn 3 in long.</w:t>
+              <w:t>Find the real length of the wall drawn 4.5 in long.</w:t>
             </w:r>
             <w:r>
               <w:tab/>
@@ -1322,7 +1322,7 @@
                 <w:color w:val="9E1B32"/>
                 <w:sz w:val="22"/>
               </w:rPr>
-              <w:t>12 ft</w:t>
+              <w:t>18 ft</w:t>
             </w:r>
           </w:p>
           <w:p>
@@ -1391,7 +1391,7 @@
                 <w:color w:val="9E1B32"/>
                 <w:sz w:val="22"/>
               </w:rPr>
-              <w:t>168 ft</w:t>
+              <w:t>252 ft</w:t>
             </w:r>
             <w:r>
               <w:rPr>
@@ -1416,7 +1416,7 @@
                 <w:color w:val="6B6B6B"/>
                 <w:sz w:val="19"/>
               </w:rPr>
-              <w:t>real dimensions first: 12 by 14 — 10.5 in</w:t>
+              <w:t>real dimensions first: 18 by 14 — 15.75 in</w:t>
             </w:r>
             <w:r>
               <w:rPr>
@@ -1435,7 +1435,7 @@
                 <w:color w:val="6B6B6B"/>
                 <w:sz w:val="19"/>
               </w:rPr>
-              <w:t xml:space="preserve"> × 4 = 42 is the named error</w:t>
+              <w:t xml:space="preserve"> × 4 = 63 is the named error</w:t>
             </w:r>
           </w:p>
           <w:p>
@@ -2813,7 +2813,7 @@
                 <w:color w:val="1A1A1A"/>
                 <w:sz w:val="22"/>
               </w:rPr>
-              <w:t>20 ft</w:t>
+              <w:t>30 ft</w:t>
             </w:r>
             <w:r>
               <w:rPr>
@@ -2878,7 +2878,7 @@
                 <w:color w:val="1A1A1A"/>
                 <w:sz w:val="22"/>
               </w:rPr>
-              <w:t>6.1 m</w:t>
+              <w:t>9.15 m</w:t>
             </w:r>
             <w:r>
               <w:rPr>
@@ -2966,7 +2966,7 @@
                 <w:color w:val="9E1B32"/>
                 <w:sz w:val="22"/>
               </w:rPr>
-              <w:t>1.86 m</w:t>
+              <w:t>2.79 m</w:t>
             </w:r>
             <w:r>
               <w:rPr>
@@ -3010,7 +3010,7 @@
                 <w:color w:val="1A1A1A"/>
                 <w:sz w:val="22"/>
               </w:rPr>
-              <w:t>12.2 m</w:t>
+              <w:t>18.3 m</w:t>
             </w:r>
             <w:r>
               <w:rPr>
@@ -3050,7 +3050,7 @@
                 <w:color w:val="6B6B6B"/>
                 <w:sz w:val="19"/>
               </w:rPr>
-              <w:t>20 × 0.305</w:t>
+              <w:t>30 × 0.305</w:t>
             </w:r>
             <w:r>
               <w:rPr>
@@ -3069,7 +3069,7 @@
                 <w:color w:val="6B6B6B"/>
                 <w:sz w:val="19"/>
               </w:rPr>
-              <w:t xml:space="preserve"> = 1.8605 (or 20 ÷ 3.28</w:t>
+              <w:t xml:space="preserve"> = 2.79075 (or 30 ÷ 3.28</w:t>
             </w:r>
             <w:r>
               <w:rPr>
@@ -3088,7 +3088,7 @@
                 <w:color w:val="6B6B6B"/>
                 <w:sz w:val="19"/>
               </w:rPr>
-              <w:t xml:space="preserve"> = 1.86).</w:t>
+              <w:t xml:space="preserve"> = 2.79).</w:t>
             </w:r>
           </w:p>
           <w:p>
@@ -3746,7 +3746,7 @@
                 <w:color w:val="1A1A1A"/>
                 <w:sz w:val="22"/>
               </w:rPr>
-              <w:t>How much rice for 10 servings?</w:t>
+              <w:t>How much rice for 14 servings?</w:t>
             </w:r>
             <w:r>
               <w:tab/>
@@ -3773,7 +3773,7 @@
                 <w:color w:val="9E1B32"/>
                 <w:sz w:val="22"/>
               </w:rPr>
-              <w:t>3¾ cups</w:t>
+              <w:t>5¼ cups</w:t>
             </w:r>
           </w:p>
           <w:p>
@@ -3788,7 +3788,7 @@
                 <w:color w:val="6B6B6B"/>
                 <w:sz w:val="19"/>
               </w:rPr>
-              <w:t>k = 2.5 from the yields, then the ingredient</w:t>
+              <w:t>k = 3.5 from the yields, then the ingredient</w:t>
             </w:r>
           </w:p>
           <w:p>
